--- a/Files/02 - Shemos/02 - Vaeira/5783/Vaeira 5783.docx
+++ b/Files/02 - Shemos/02 - Vaeira/5783/Vaeira 5783.docx
@@ -278,7 +278,7 @@
         <w:rPr>
           <w:rFonts w:ascii="Times New Roman" w:hAnsi="Times New Roman" w:cs="Times New Roman"/>
         </w:rPr>
-        <w:t xml:space="preserve">I pause for a moment and think about these four things. The first concept is </w:t>
+        <w:t>I pause for a moment and think about these four things. The first concept is</w:t>
       </w:r>
       <w:r>
         <w:rPr>
@@ -1200,7 +1200,69 @@
         <w:rPr>
           <w:rFonts w:ascii="Times New Roman" w:hAnsi="Times New Roman" w:cs="Times New Roman"/>
         </w:rPr>
-        <w:t xml:space="preserve">, who were </w:t>
+        <w:t xml:space="preserve">, who </w:t>
+      </w:r>
+      <w:r>
+        <w:rPr>
+          <w:rFonts w:ascii="Times New Roman" w:hAnsi="Times New Roman" w:cs="Times New Roman"/>
+        </w:rPr>
+        <w:t xml:space="preserve">were </w:t>
+      </w:r>
+      <w:r>
+        <w:rPr>
+          <w:rFonts w:ascii="Times New Roman" w:hAnsi="Times New Roman" w:cs="Times New Roman" w:hint="cs"/>
+          <w:rtl/>
+        </w:rPr>
+        <w:t>מוסר</w:t>
+      </w:r>
+      <w:r>
+        <w:rPr>
+          <w:rFonts w:ascii="Times New Roman" w:hAnsi="Times New Roman" w:cs="Times New Roman"/>
+          <w:rtl/>
+        </w:rPr>
+        <w:t xml:space="preserve"> </w:t>
+      </w:r>
+      <w:r>
+        <w:rPr>
+          <w:rFonts w:ascii="Times New Roman" w:hAnsi="Times New Roman" w:cs="Times New Roman" w:hint="cs"/>
+          <w:rtl/>
+        </w:rPr>
+        <w:t>נפש</w:t>
+      </w:r>
+      <w:r>
+        <w:rPr>
+          <w:rFonts w:ascii="Times New Roman" w:hAnsi="Times New Roman" w:cs="Times New Roman"/>
+          <w:rtl/>
+        </w:rPr>
+        <w:t xml:space="preserve"> </w:t>
+      </w:r>
+      <w:r>
+        <w:rPr>
+          <w:rFonts w:ascii="Times New Roman" w:hAnsi="Times New Roman" w:cs="Times New Roman" w:hint="cs"/>
+          <w:rtl/>
+        </w:rPr>
+        <w:t>על</w:t>
+      </w:r>
+      <w:r>
+        <w:rPr>
+          <w:rFonts w:ascii="Times New Roman" w:hAnsi="Times New Roman" w:cs="Times New Roman"/>
+          <w:rtl/>
+        </w:rPr>
+        <w:t xml:space="preserve"> </w:t>
+      </w:r>
+      <w:r>
+        <w:rPr>
+          <w:rFonts w:ascii="Times New Roman" w:hAnsi="Times New Roman" w:cs="Times New Roman" w:hint="cs"/>
+          <w:rtl/>
+        </w:rPr>
+        <w:t>קידוש</w:t>
+      </w:r>
+      <w:r>
+        <w:rPr>
+          <w:rFonts w:ascii="Times New Roman" w:hAnsi="Times New Roman" w:cs="Times New Roman"/>
+          <w:rtl/>
+        </w:rPr>
+        <w:t xml:space="preserve"> </w:t>
       </w:r>
       <w:r>
         <w:rPr>
@@ -1212,70 +1274,14 @@
       <w:r>
         <w:rPr>
           <w:rFonts w:ascii="Times New Roman" w:hAnsi="Times New Roman" w:cs="Times New Roman"/>
-          <w:rtl/>
-        </w:rPr>
-        <w:t xml:space="preserve"> </w:t>
-      </w:r>
-      <w:r>
-        <w:rPr>
-          <w:rFonts w:ascii="Times New Roman" w:hAnsi="Times New Roman" w:cs="Times New Roman"/>
-        </w:rPr>
-        <w:t xml:space="preserve"> </w:t>
-      </w:r>
-      <w:r>
-        <w:rPr>
-          <w:rFonts w:ascii="Times New Roman" w:hAnsi="Times New Roman" w:cs="Times New Roman" w:hint="cs"/>
-          <w:rtl/>
-        </w:rPr>
-        <w:t>מוסר</w:t>
-      </w:r>
-      <w:r>
-        <w:rPr>
-          <w:rFonts w:ascii="Times New Roman" w:hAnsi="Times New Roman" w:cs="Times New Roman"/>
-          <w:rtl/>
-        </w:rPr>
-        <w:t xml:space="preserve"> </w:t>
-      </w:r>
-      <w:r>
-        <w:rPr>
-          <w:rFonts w:ascii="Times New Roman" w:hAnsi="Times New Roman" w:cs="Times New Roman" w:hint="cs"/>
-          <w:rtl/>
-        </w:rPr>
-        <w:t>נפש</w:t>
-      </w:r>
-      <w:r>
-        <w:rPr>
-          <w:rFonts w:ascii="Times New Roman" w:hAnsi="Times New Roman" w:cs="Times New Roman"/>
-          <w:rtl/>
-        </w:rPr>
-        <w:t xml:space="preserve"> </w:t>
-      </w:r>
-      <w:r>
-        <w:rPr>
-          <w:rFonts w:ascii="Times New Roman" w:hAnsi="Times New Roman" w:cs="Times New Roman" w:hint="cs"/>
-          <w:rtl/>
-        </w:rPr>
-        <w:t>על</w:t>
-      </w:r>
-      <w:r>
-        <w:rPr>
-          <w:rFonts w:ascii="Times New Roman" w:hAnsi="Times New Roman" w:cs="Times New Roman"/>
-          <w:rtl/>
-        </w:rPr>
-        <w:t xml:space="preserve"> </w:t>
-      </w:r>
-      <w:r>
-        <w:rPr>
-          <w:rFonts w:ascii="Times New Roman" w:hAnsi="Times New Roman" w:cs="Times New Roman" w:hint="cs"/>
-          <w:rtl/>
-        </w:rPr>
-        <w:t>קידוש</w:t>
-      </w:r>
-      <w:r>
-        <w:rPr>
-          <w:rFonts w:ascii="Times New Roman" w:hAnsi="Times New Roman" w:cs="Times New Roman"/>
-        </w:rPr>
-        <w:t xml:space="preserve"> and allowed themselves to be thrown into the </w:t>
+        </w:rPr>
+        <w:t xml:space="preserve"> </w:t>
+      </w:r>
+      <w:r>
+        <w:rPr>
+          <w:rFonts w:ascii="Times New Roman" w:hAnsi="Times New Roman" w:cs="Times New Roman"/>
+        </w:rPr>
+        <w:t xml:space="preserve">and allowed themselves to be thrown into the </w:t>
       </w:r>
       <w:r>
         <w:rPr>
@@ -2308,7 +2314,7 @@
         <w:rPr>
           <w:rFonts w:ascii="Times New Roman" w:hAnsi="Times New Roman" w:cs="Times New Roman"/>
         </w:rPr>
-        <w:t xml:space="preserve"> was ready to release </w:t>
+        <w:t xml:space="preserve"> was ready to release</w:t>
       </w:r>
       <w:r>
         <w:rPr>

--- a/Files/02 - Shemos/02 - Vaeira/5783/Vaeira 5783.docx
+++ b/Files/02 - Shemos/02 - Vaeira/5783/Vaeira 5783.docx
@@ -278,7 +278,7 @@
         <w:rPr>
           <w:rFonts w:ascii="Times New Roman" w:hAnsi="Times New Roman" w:cs="Times New Roman"/>
         </w:rPr>
-        <w:t>I pause for a moment and think about these four things. The first concept is</w:t>
+        <w:t xml:space="preserve">I pause for a moment and think about these four things. The first concept is </w:t>
       </w:r>
       <w:r>
         <w:rPr>
@@ -2314,7 +2314,7 @@
         <w:rPr>
           <w:rFonts w:ascii="Times New Roman" w:hAnsi="Times New Roman" w:cs="Times New Roman"/>
         </w:rPr>
-        <w:t xml:space="preserve"> was ready to release</w:t>
+        <w:t xml:space="preserve"> was ready to release </w:t>
       </w:r>
       <w:r>
         <w:rPr>
